--- a/tests/corpus/korvane/files/hr/employment_contract_template_ops_staff.docx
+++ b/tests/corpus/korvane/files/hr/employment_contract_template_ops_staff.docx
@@ -168,6 +168,9 @@
         <w:gridCol w:w="2160"/>
       </w:tblGrid>
       <w:tr>
+        <w:trPr>
+          <w:cantSplit/>
+        </w:trPr>
         <w:tc>
           <w:tcPr>
             <w:tcW w:type="dxa" w:w="2160"/>
@@ -222,6 +225,9 @@
         </w:tc>
       </w:tr>
       <w:tr>
+        <w:trPr>
+          <w:cantSplit/>
+        </w:trPr>
         <w:tc>
           <w:tcPr>
             <w:tcW w:type="dxa" w:w="2160"/>
@@ -264,6 +270,9 @@
         </w:tc>
       </w:tr>
       <w:tr>
+        <w:trPr>
+          <w:cantSplit/>
+        </w:trPr>
         <w:tc>
           <w:tcPr>
             <w:tcW w:type="dxa" w:w="2160"/>
@@ -306,6 +315,9 @@
         </w:tc>
       </w:tr>
       <w:tr>
+        <w:trPr>
+          <w:cantSplit/>
+        </w:trPr>
         <w:tc>
           <w:tcPr>
             <w:tcW w:type="dxa" w:w="2160"/>
@@ -348,6 +360,9 @@
         </w:tc>
       </w:tr>
       <w:tr>
+        <w:trPr>
+          <w:cantSplit/>
+        </w:trPr>
         <w:tc>
           <w:tcPr>
             <w:tcW w:type="dxa" w:w="2160"/>
@@ -390,6 +405,9 @@
         </w:tc>
       </w:tr>
       <w:tr>
+        <w:trPr>
+          <w:cantSplit/>
+        </w:trPr>
         <w:tc>
           <w:tcPr>
             <w:tcW w:type="dxa" w:w="2160"/>
@@ -432,6 +450,9 @@
         </w:tc>
       </w:tr>
       <w:tr>
+        <w:trPr>
+          <w:cantSplit/>
+        </w:trPr>
         <w:tc>
           <w:tcPr>
             <w:tcW w:type="dxa" w:w="2160"/>
